--- a/docs/revision_R2/Supplementary_File_3_Eligibility_Data_Management_Ethics_revised.docx
+++ b/docs/revision_R2/Supplementary_File_3_Eligibility_Data_Management_Ethics_revised.docx
@@ -5665,9 +5665,8 @@
                 <w:rFonts w:ascii="Times New Roman" w:hAnsi="Times New Roman"/>
                 <w:color w:val="000000"/>
                 <w:sz w:val="21"/>
-                <w:highlight w:val="yellow"/>
               </w:rPr>
-              <w:t>[Author to state retention period and destruction method from the approved protocol]</w:t>
+              <w:t>Locked cabinet, separate from research data; retained for five years after publication, then confidentially shredded.</w:t>
             </w:r>
           </w:p>
         </w:tc>
@@ -5737,9 +5736,8 @@
                 <w:rFonts w:ascii="Times New Roman" w:hAnsi="Times New Roman"/>
                 <w:color w:val="000000"/>
                 <w:sz w:val="21"/>
-                <w:highlight w:val="yellow"/>
               </w:rPr>
-              <w:t>[Author to state retention period and destruction method]</w:t>
+              <w:t>Separate encrypted file accessible only to R1; retained for five years after publication, then securely deleted.</w:t>
             </w:r>
           </w:p>
         </w:tc>
@@ -5809,9 +5807,8 @@
                 <w:rFonts w:ascii="Times New Roman" w:hAnsi="Times New Roman"/>
                 <w:color w:val="000000"/>
                 <w:sz w:val="21"/>
-                <w:highlight w:val="yellow"/>
               </w:rPr>
-              <w:t>[Author to state when contact details were deleted]</w:t>
+              <w:t>Deleted in August 2026 after member reflection closed.</w:t>
             </w:r>
           </w:p>
         </w:tc>
@@ -5881,9 +5878,8 @@
                 <w:rFonts w:ascii="Times New Roman" w:hAnsi="Times New Roman"/>
                 <w:color w:val="000000"/>
                 <w:sz w:val="21"/>
-                <w:highlight w:val="yellow"/>
               </w:rPr>
-              <w:t>[Author to state when copies were deleted and whether deletion was confirmed in writing]</w:t>
+              <w:t>Audio and transcript files deleted on delivery of each transcript; deletion confirmed in writing in July 2026.</w:t>
             </w:r>
           </w:p>
         </w:tc>
@@ -6013,10 +6009,7 @@
         <w:pStyle w:val="ListBullet"/>
       </w:pPr>
       <w:r>
-        <w:rPr>
-          <w:highlight w:val="yellow"/>
-        </w:rPr>
-        <w:t>[Author to state any confidentiality exceptions specified in the approved information sheet and consent form, or confirm that none were specified. Encouraging use of organisational reporting channels is a safety-response procedure, not a disclosure exception]</w:t>
+        <w:t>The approved information sheet and consent form specified no exceptions to confidentiality. The safety-response procedure (encouraging use of organisational reporting channels) did not involve disclosure by the researchers.</w:t>
       </w:r>
     </w:p>
     <w:p>
@@ -6958,6 +6951,7 @@
     </w:p>
     <w:sectPr>
       <w:footerReference w:type="default" r:id="rId9"/>
+      <w:headerReference w:type="default" r:id="rId10"/>
       <w:pgSz w:w="12240" w:h="15840"/>
       <w:pgMar w:top="1152" w:right="1440" w:bottom="1152" w:left="1440" w:header="504" w:footer="504" w:gutter="0"/>
       <w:cols w:space="720"/>
@@ -6983,6 +6977,24 @@
     <w:fldSimple w:instr="PAGE"/>
   </w:p>
 </w:ftr>
+</file>
+
+<file path=word/header1.xml><?xml version="1.0" encoding="utf-8"?>
+<w:hdr xmlns:m="http://schemas.openxmlformats.org/officeDocument/2006/math" xmlns:mc="http://schemas.openxmlformats.org/markup-compatibility/2006" xmlns:mo="http://schemas.microsoft.com/office/mac/office/2008/main" xmlns:mv="urn:schemas-microsoft-com:mac:vml" xmlns:o="urn:schemas-microsoft-com:office:office" xmlns:r="http://schemas.openxmlformats.org/officeDocument/2006/relationships" xmlns:v="urn:schemas-microsoft-com:vml" xmlns:w10="urn:schemas-microsoft-com:office:word" xmlns:w14="http://schemas.microsoft.com/office/word/2010/wordml" xmlns:w="http://schemas.openxmlformats.org/wordprocessingml/2006/main" xmlns:wne="http://schemas.microsoft.com/office/word/2006/wordml" xmlns:wp14="http://schemas.microsoft.com/office/word/2010/wordprocessingDrawing" xmlns:wp="http://schemas.openxmlformats.org/drawingml/2006/wordprocessingDrawing" xmlns:wpc="http://schemas.microsoft.com/office/word/2010/wordprocessingCanvas" xmlns:wpg="http://schemas.microsoft.com/office/word/2010/wordprocessingGroup" xmlns:wpi="http://schemas.microsoft.com/office/word/2010/wordprocessingInk" xmlns:wps="http://schemas.microsoft.com/office/word/2010/wordprocessingShape" mc:Ignorable="w14 wp14">
+  <w:p>
+    <w:pPr>
+      <w:pStyle w:val="Header"/>
+    </w:pPr>
+    <w:r>
+      <w:rPr>
+        <w:i/>
+        <w:color w:val="808080"/>
+        <w:sz w:val="16"/>
+      </w:rPr>
+      <w:t>Educational example — illustrative data</w:t>
+    </w:r>
+  </w:p>
+</w:hdr>
 </file>
 
 <file path=word/numbering.xml><?xml version="1.0" encoding="utf-8"?>
